--- a/examples/autoencoder/doc/11_autoenc_ed.docx
+++ b/examples/autoencoder/doc/11_autoenc_ed.docx
@@ -91,6 +91,45 @@
       </w:pPr>
       <w:r>
         <w:rPr>
+          <w:rStyle w:val="FunctionTok"/>
+        </w:rPr>
+        <w:t xml:space="preserve">source</w:t>
+      </w:r>
+      <w:r>
+        <w:rPr>
+          <w:rStyle w:val="NormalTok"/>
+        </w:rPr>
+        <w:t xml:space="preserve">(</w:t>
+      </w:r>
+      <w:r>
+        <w:rPr>
+          <w:rStyle w:val="FunctionTok"/>
+        </w:rPr>
+        <w:t xml:space="preserve">url</w:t>
+      </w:r>
+      <w:r>
+        <w:rPr>
+          <w:rStyle w:val="NormalTok"/>
+        </w:rPr>
+        <w:t xml:space="preserve">(</w:t>
+      </w:r>
+      <w:r>
+        <w:rPr>
+          <w:rStyle w:val="StringTok"/>
+        </w:rPr>
+        <w:t xml:space="preserve">"https://raw.githubusercontent.com/cefet-rj-dal/daltoolboxdp/main/examples/seed.R"</w:t>
+      </w:r>
+      <w:r>
+        <w:rPr>
+          <w:rStyle w:val="NormalTok"/>
+        </w:rPr>
+        <w:t xml:space="preserve">))</w:t>
+      </w:r>
+      <w:r>
+        <w:br/>
+      </w:r>
+      <w:r>
+        <w:rPr>
           <w:rStyle w:val="CommentTok"/>
         </w:rPr>
         <w:t xml:space="preserve"># Vanilla autoencoder transformation (encode-decode)</w:t>
@@ -453,6 +492,21 @@
       </w:r>
       <w:r>
         <w:rPr>
+          <w:rStyle w:val="FunctionTok"/>
+        </w:rPr>
+        <w:t xml:space="preserve">set_example_seed</w:t>
+      </w:r>
+      <w:r>
+        <w:rPr>
+          <w:rStyle w:val="NormalTok"/>
+        </w:rPr>
+        <w:t xml:space="preserve">()</w:t>
+      </w:r>
+      <w:r>
+        <w:br/>
+      </w:r>
+      <w:r>
+        <w:rPr>
           <w:rStyle w:val="NormalTok"/>
         </w:rPr>
         <w:t xml:space="preserve">preproc </w:t>
@@ -822,6 +876,21 @@
           <w:rStyle w:val="NormalTok"/>
         </w:rPr>
         <w:t xml:space="preserve">)</w:t>
+      </w:r>
+      <w:r>
+        <w:br/>
+      </w:r>
+      <w:r>
+        <w:rPr>
+          <w:rStyle w:val="FunctionTok"/>
+        </w:rPr>
+        <w:t xml:space="preserve">set_example_seed</w:t>
+      </w:r>
+      <w:r>
+        <w:rPr>
+          <w:rStyle w:val="NormalTok"/>
+        </w:rPr>
+        <w:t xml:space="preserve">()</w:t>
       </w:r>
       <w:r>
         <w:br/>
@@ -1609,7 +1678,7 @@
               <a:graphicData uri="http://schemas.openxmlformats.org/drawingml/2006/picture">
                 <pic:pic>
                   <pic:nvPicPr>
-                    <pic:cNvPr descr="/home/gpca/daltoolboxdp/examples/autoencoder/doc/11_autoenc_ed_files/7401f2707808793cb53dd5e12b807f47015afa08.png" id="11" name="Picture"/>
+                    <pic:cNvPr descr="/home/gpca/daltoolboxdp/examples/autoencoder/doc/11_autoenc_ed_files/3742345403e165f3706d947928bf5014e0d331b4.png" id="11" name="Picture"/>
                     <pic:cNvPicPr>
                       <a:picLocks noChangeArrowheads="1" noChangeAspect="1"/>
                     </pic:cNvPicPr>
@@ -1824,52 +1893,52 @@
         <w:rPr>
           <w:rStyle w:val="VerbatimChar"/>
         </w:rPr>
-        <w:t xml:space="preserve">## [1,] 0.8281412 0.8888817 0.9476839 0.9488163 0.9372632</w:t>
-      </w:r>
-      <w:r>
-        <w:br/>
-      </w:r>
-      <w:r>
-        <w:rPr>
-          <w:rStyle w:val="VerbatimChar"/>
-        </w:rPr>
-        <w:t xml:space="preserve">## [2,] 0.8838130 0.9284413 1.0016229 0.9989383 0.9904698</w:t>
-      </w:r>
-      <w:r>
-        <w:br/>
-      </w:r>
-      <w:r>
-        <w:rPr>
-          <w:rStyle w:val="VerbatimChar"/>
-        </w:rPr>
-        <w:t xml:space="preserve">## [3,] 0.9115444 0.9419974 1.0216229 1.0201063 1.0109404</w:t>
-      </w:r>
-      <w:r>
-        <w:br/>
-      </w:r>
-      <w:r>
-        <w:rPr>
-          <w:rStyle w:val="VerbatimChar"/>
-        </w:rPr>
-        <w:t xml:space="preserve">## [4,] 0.9125097 0.9323879 1.0111331 1.0132638 1.0023730</w:t>
-      </w:r>
-      <w:r>
-        <w:br/>
-      </w:r>
-      <w:r>
-        <w:rPr>
-          <w:rStyle w:val="VerbatimChar"/>
-        </w:rPr>
-        <w:t xml:space="preserve">## [5,] 0.8871976 0.9007558 0.9715471 0.9787539 0.9662802</w:t>
-      </w:r>
-      <w:r>
-        <w:br/>
-      </w:r>
-      <w:r>
-        <w:rPr>
-          <w:rStyle w:val="VerbatimChar"/>
-        </w:rPr>
-        <w:t xml:space="preserve">## [6,] 0.8350148 0.8463415 0.9018793 0.9164619 0.9014804</w:t>
+        <w:t xml:space="preserve">## [1,] 0.8338761 0.8604769 0.9019774 0.9323447 0.9258677</w:t>
+      </w:r>
+      <w:r>
+        <w:br/>
+      </w:r>
+      <w:r>
+        <w:rPr>
+          <w:rStyle w:val="VerbatimChar"/>
+        </w:rPr>
+        <w:t xml:space="preserve">## [2,] 0.9181236 0.9136066 0.9742942 0.9924589 0.9724154</w:t>
+      </w:r>
+      <w:r>
+        <w:br/>
+      </w:r>
+      <w:r>
+        <w:rPr>
+          <w:rStyle w:val="VerbatimChar"/>
+        </w:rPr>
+        <w:t xml:space="preserve">## [3,] 0.9684193 0.9366517 1.0060196 1.0205371 0.9859356</w:t>
+      </w:r>
+      <w:r>
+        <w:br/>
+      </w:r>
+      <w:r>
+        <w:rPr>
+          <w:rStyle w:val="VerbatimChar"/>
+        </w:rPr>
+        <w:t xml:space="preserve">## [4,] 0.9826134 0.9356041 1.0024039 1.0116138 0.9681386</w:t>
+      </w:r>
+      <w:r>
+        <w:br/>
+      </w:r>
+      <w:r>
+        <w:rPr>
+          <w:rStyle w:val="VerbatimChar"/>
+        </w:rPr>
+        <w:t xml:space="preserve">## [5,] 0.9674229 0.9112488 0.9653751 0.9744104 0.9217945</w:t>
+      </w:r>
+      <w:r>
+        <w:br/>
+      </w:r>
+      <w:r>
+        <w:rPr>
+          <w:rStyle w:val="VerbatimChar"/>
+        </w:rPr>
+        <w:t xml:space="preserve">## [6,] 0.9212810 0.8662626 0.9016109 0.9079475 0.8484702</w:t>
       </w:r>
     </w:p>
     <w:p>
@@ -2314,43 +2383,43 @@
         <w:rPr>
           <w:rStyle w:val="VerbatimChar"/>
         </w:rPr>
-        <w:t xml:space="preserve">## [1] "t4 R2 test: 0.340096268839649 MAPE: 0.173170979499876"</w:t>
-      </w:r>
-      <w:r>
-        <w:br/>
-      </w:r>
-      <w:r>
-        <w:rPr>
-          <w:rStyle w:val="VerbatimChar"/>
-        </w:rPr>
-        <w:t xml:space="preserve">## [1] "t3 R2 test: 0.848440864563398 MAPE: 0.126084095112313"</w:t>
-      </w:r>
-      <w:r>
-        <w:br/>
-      </w:r>
-      <w:r>
-        <w:rPr>
-          <w:rStyle w:val="VerbatimChar"/>
-        </w:rPr>
-        <w:t xml:space="preserve">## [1] "t2 R2 test: 0.997466700355655 MAPE: 0.0362816337893467"</w:t>
-      </w:r>
-      <w:r>
-        <w:br/>
-      </w:r>
-      <w:r>
-        <w:rPr>
-          <w:rStyle w:val="VerbatimChar"/>
-        </w:rPr>
-        <w:t xml:space="preserve">## [1] "t1 R2 test: 0.969395704878835 MAPE: 0.110526753139143"</w:t>
-      </w:r>
-      <w:r>
-        <w:br/>
-      </w:r>
-      <w:r>
-        <w:rPr>
-          <w:rStyle w:val="VerbatimChar"/>
-        </w:rPr>
-        <w:t xml:space="preserve">## [1] "t0 R2 test: 0.913595449186277 MAPE: 0.271552721219235"</w:t>
+        <w:t xml:space="preserve">## [1] "t4 R2 test: 0.492766922565886 MAPE: 0.132009926318597"</w:t>
+      </w:r>
+      <w:r>
+        <w:br/>
+      </w:r>
+      <w:r>
+        <w:rPr>
+          <w:rStyle w:val="VerbatimChar"/>
+        </w:rPr>
+        <w:t xml:space="preserve">## [1] "t3 R2 test: 0.907468867303464 MAPE: 0.0859221229428999"</w:t>
+      </w:r>
+      <w:r>
+        <w:br/>
+      </w:r>
+      <w:r>
+        <w:rPr>
+          <w:rStyle w:val="VerbatimChar"/>
+        </w:rPr>
+        <w:t xml:space="preserve">## [1] "t2 R2 test: 0.999465116080585 MAPE: 0.0189727563552642"</w:t>
+      </w:r>
+      <w:r>
+        <w:br/>
+      </w:r>
+      <w:r>
+        <w:rPr>
+          <w:rStyle w:val="VerbatimChar"/>
+        </w:rPr>
+        <w:t xml:space="preserve">## [1] "t1 R2 test: 0.966691645978666 MAPE: 0.108540735838356"</w:t>
+      </w:r>
+      <w:r>
+        <w:br/>
+      </w:r>
+      <w:r>
+        <w:rPr>
+          <w:rStyle w:val="VerbatimChar"/>
+        </w:rPr>
+        <w:t xml:space="preserve">## [1] "t0 R2 test: 0.945838766531938 MAPE: 0.218136374491529"</w:t>
       </w:r>
     </w:p>
     <w:p>
@@ -2438,7 +2507,7 @@
         <w:rPr>
           <w:rStyle w:val="VerbatimChar"/>
         </w:rPr>
-        <w:t xml:space="preserve">## [1] "Means R2 test: 0.813798997564763 MAPE: 0.143523236551983"</w:t>
+        <w:t xml:space="preserve">## [1] "Means R2 test: 0.862446263692108 MAPE: 0.112716383189329"</w:t>
       </w:r>
     </w:p>
     <w:p>

--- a/examples/autoencoder/doc/11_autoenc_ed.docx
+++ b/examples/autoencoder/doc/11_autoenc_ed.docx
@@ -1678,7 +1678,7 @@
               <a:graphicData uri="http://schemas.openxmlformats.org/drawingml/2006/picture">
                 <pic:pic>
                   <pic:nvPicPr>
-                    <pic:cNvPr descr="/home/gpca/daltoolboxdp/examples/autoencoder/doc/11_autoenc_ed_files/3742345403e165f3706d947928bf5014e0d331b4.png" id="11" name="Picture"/>
+                    <pic:cNvPr descr="C:\Git\dal\daltoolboxdp\examples\autoencoder\doc\11_autoenc_ed_files/c0009885c555a0af62095c0ad0de8df8c34491da.png" id="11" name="Picture"/>
                     <pic:cNvPicPr>
                       <a:picLocks noChangeArrowheads="1" noChangeAspect="1"/>
                     </pic:cNvPicPr>
@@ -1893,52 +1893,52 @@
         <w:rPr>
           <w:rStyle w:val="VerbatimChar"/>
         </w:rPr>
-        <w:t xml:space="preserve">## [1,] 0.8338761 0.8604769 0.9019774 0.9323447 0.9258677</w:t>
-      </w:r>
-      <w:r>
-        <w:br/>
-      </w:r>
-      <w:r>
-        <w:rPr>
-          <w:rStyle w:val="VerbatimChar"/>
-        </w:rPr>
-        <w:t xml:space="preserve">## [2,] 0.9181236 0.9136066 0.9742942 0.9924589 0.9724154</w:t>
-      </w:r>
-      <w:r>
-        <w:br/>
-      </w:r>
-      <w:r>
-        <w:rPr>
-          <w:rStyle w:val="VerbatimChar"/>
-        </w:rPr>
-        <w:t xml:space="preserve">## [3,] 0.9684193 0.9366517 1.0060196 1.0205371 0.9859356</w:t>
-      </w:r>
-      <w:r>
-        <w:br/>
-      </w:r>
-      <w:r>
-        <w:rPr>
-          <w:rStyle w:val="VerbatimChar"/>
-        </w:rPr>
-        <w:t xml:space="preserve">## [4,] 0.9826134 0.9356041 1.0024039 1.0116138 0.9681386</w:t>
-      </w:r>
-      <w:r>
-        <w:br/>
-      </w:r>
-      <w:r>
-        <w:rPr>
-          <w:rStyle w:val="VerbatimChar"/>
-        </w:rPr>
-        <w:t xml:space="preserve">## [5,] 0.9674229 0.9112488 0.9653751 0.9744104 0.9217945</w:t>
-      </w:r>
-      <w:r>
-        <w:br/>
-      </w:r>
-      <w:r>
-        <w:rPr>
-          <w:rStyle w:val="VerbatimChar"/>
-        </w:rPr>
-        <w:t xml:space="preserve">## [6,] 0.9212810 0.8662626 0.9016109 0.9079475 0.8484702</w:t>
+        <w:t xml:space="preserve">## [1,] 0.8338761 0.8604769 0.9019772 0.9323449 0.9258676</w:t>
+      </w:r>
+      <w:r>
+        <w:br/>
+      </w:r>
+      <w:r>
+        <w:rPr>
+          <w:rStyle w:val="VerbatimChar"/>
+        </w:rPr>
+        <w:t xml:space="preserve">## [2,] 0.9181237 0.9136065 0.9742944 0.9924591 0.9724155</w:t>
+      </w:r>
+      <w:r>
+        <w:br/>
+      </w:r>
+      <w:r>
+        <w:rPr>
+          <w:rStyle w:val="VerbatimChar"/>
+        </w:rPr>
+        <w:t xml:space="preserve">## [3,] 0.9684193 0.9366518 1.0060197 1.0205371 0.9859357</w:t>
+      </w:r>
+      <w:r>
+        <w:br/>
+      </w:r>
+      <w:r>
+        <w:rPr>
+          <w:rStyle w:val="VerbatimChar"/>
+        </w:rPr>
+        <w:t xml:space="preserve">## [4,] 0.9826134 0.9356041 1.0024039 1.0116135 0.9681387</w:t>
+      </w:r>
+      <w:r>
+        <w:br/>
+      </w:r>
+      <w:r>
+        <w:rPr>
+          <w:rStyle w:val="VerbatimChar"/>
+        </w:rPr>
+        <w:t xml:space="preserve">## [5,] 0.9674228 0.9112489 0.9653752 0.9744106 0.9217947</w:t>
+      </w:r>
+      <w:r>
+        <w:br/>
+      </w:r>
+      <w:r>
+        <w:rPr>
+          <w:rStyle w:val="VerbatimChar"/>
+        </w:rPr>
+        <w:t xml:space="preserve">## [6,] 0.9212810 0.8662626 0.9016110 0.9079476 0.8484703</w:t>
       </w:r>
     </w:p>
     <w:p>
@@ -2383,43 +2383,43 @@
         <w:rPr>
           <w:rStyle w:val="VerbatimChar"/>
         </w:rPr>
-        <w:t xml:space="preserve">## [1] "t4 R2 test: 0.492766922565886 MAPE: 0.132009926318597"</w:t>
-      </w:r>
-      <w:r>
-        <w:br/>
-      </w:r>
-      <w:r>
-        <w:rPr>
-          <w:rStyle w:val="VerbatimChar"/>
-        </w:rPr>
-        <w:t xml:space="preserve">## [1] "t3 R2 test: 0.907468867303464 MAPE: 0.0859221229428999"</w:t>
-      </w:r>
-      <w:r>
-        <w:br/>
-      </w:r>
-      <w:r>
-        <w:rPr>
-          <w:rStyle w:val="VerbatimChar"/>
-        </w:rPr>
-        <w:t xml:space="preserve">## [1] "t2 R2 test: 0.999465116080585 MAPE: 0.0189727563552642"</w:t>
-      </w:r>
-      <w:r>
-        <w:br/>
-      </w:r>
-      <w:r>
-        <w:rPr>
-          <w:rStyle w:val="VerbatimChar"/>
-        </w:rPr>
-        <w:t xml:space="preserve">## [1] "t1 R2 test: 0.966691645978666 MAPE: 0.108540735838356"</w:t>
-      </w:r>
-      <w:r>
-        <w:br/>
-      </w:r>
-      <w:r>
-        <w:rPr>
-          <w:rStyle w:val="VerbatimChar"/>
-        </w:rPr>
-        <w:t xml:space="preserve">## [1] "t0 R2 test: 0.945838766531938 MAPE: 0.218136374491529"</w:t>
+        <w:t xml:space="preserve">## [1] "t4 R2 test: 0.492766978639707 MAPE: 0.132009926546831"</w:t>
+      </w:r>
+      <w:r>
+        <w:br/>
+      </w:r>
+      <w:r>
+        <w:rPr>
+          <w:rStyle w:val="VerbatimChar"/>
+        </w:rPr>
+        <w:t xml:space="preserve">## [1] "t3 R2 test: 0.907469034400939 MAPE: 0.0859220859421762"</w:t>
+      </w:r>
+      <w:r>
+        <w:br/>
+      </w:r>
+      <w:r>
+        <w:rPr>
+          <w:rStyle w:val="VerbatimChar"/>
+        </w:rPr>
+        <w:t xml:space="preserve">## [1] "t2 R2 test: 0.999465106210469 MAPE: 0.0189728117588635"</w:t>
+      </w:r>
+      <w:r>
+        <w:br/>
+      </w:r>
+      <w:r>
+        <w:rPr>
+          <w:rStyle w:val="VerbatimChar"/>
+        </w:rPr>
+        <w:t xml:space="preserve">## [1] "t1 R2 test: 0.966691668648263 MAPE: 0.108540753403618"</w:t>
+      </w:r>
+      <w:r>
+        <w:br/>
+      </w:r>
+      <w:r>
+        <w:rPr>
+          <w:rStyle w:val="VerbatimChar"/>
+        </w:rPr>
+        <w:t xml:space="preserve">## [1] "t0 R2 test: 0.945838709394717 MAPE: 0.218136458031033"</w:t>
       </w:r>
     </w:p>
     <w:p>
@@ -2507,7 +2507,7 @@
         <w:rPr>
           <w:rStyle w:val="VerbatimChar"/>
         </w:rPr>
-        <w:t xml:space="preserve">## [1] "Means R2 test: 0.862446263692108 MAPE: 0.112716383189329"</w:t>
+        <w:t xml:space="preserve">## [1] "Means R2 test: 0.862446299458819 MAPE: 0.112716407136504"</w:t>
       </w:r>
     </w:p>
     <w:p>

--- a/examples/autoencoder/doc/11_autoenc_ed.docx
+++ b/examples/autoencoder/doc/11_autoenc_ed.docx
@@ -1678,7 +1678,7 @@
               <a:graphicData uri="http://schemas.openxmlformats.org/drawingml/2006/picture">
                 <pic:pic>
                   <pic:nvPicPr>
-                    <pic:cNvPr descr="C:\Git\dal\daltoolboxdp\examples\autoencoder\doc\11_autoenc_ed_files/c0009885c555a0af62095c0ad0de8df8c34491da.png" id="11" name="Picture"/>
+                    <pic:cNvPr descr="/home/gpca/daltoolboxdp/examples/autoencoder/doc/11_autoenc_ed_files/3742345403e165f3706d947928bf5014e0d331b4.png" id="11" name="Picture"/>
                     <pic:cNvPicPr>
                       <a:picLocks noChangeArrowheads="1" noChangeAspect="1"/>
                     </pic:cNvPicPr>
@@ -1893,52 +1893,52 @@
         <w:rPr>
           <w:rStyle w:val="VerbatimChar"/>
         </w:rPr>
-        <w:t xml:space="preserve">## [1,] 0.8338761 0.8604769 0.9019772 0.9323449 0.9258676</w:t>
-      </w:r>
-      <w:r>
-        <w:br/>
-      </w:r>
-      <w:r>
-        <w:rPr>
-          <w:rStyle w:val="VerbatimChar"/>
-        </w:rPr>
-        <w:t xml:space="preserve">## [2,] 0.9181237 0.9136065 0.9742944 0.9924591 0.9724155</w:t>
-      </w:r>
-      <w:r>
-        <w:br/>
-      </w:r>
-      <w:r>
-        <w:rPr>
-          <w:rStyle w:val="VerbatimChar"/>
-        </w:rPr>
-        <w:t xml:space="preserve">## [3,] 0.9684193 0.9366518 1.0060197 1.0205371 0.9859357</w:t>
-      </w:r>
-      <w:r>
-        <w:br/>
-      </w:r>
-      <w:r>
-        <w:rPr>
-          <w:rStyle w:val="VerbatimChar"/>
-        </w:rPr>
-        <w:t xml:space="preserve">## [4,] 0.9826134 0.9356041 1.0024039 1.0116135 0.9681387</w:t>
-      </w:r>
-      <w:r>
-        <w:br/>
-      </w:r>
-      <w:r>
-        <w:rPr>
-          <w:rStyle w:val="VerbatimChar"/>
-        </w:rPr>
-        <w:t xml:space="preserve">## [5,] 0.9674228 0.9112489 0.9653752 0.9744106 0.9217947</w:t>
-      </w:r>
-      <w:r>
-        <w:br/>
-      </w:r>
-      <w:r>
-        <w:rPr>
-          <w:rStyle w:val="VerbatimChar"/>
-        </w:rPr>
-        <w:t xml:space="preserve">## [6,] 0.9212810 0.8662626 0.9016110 0.9079476 0.8484703</w:t>
+        <w:t xml:space="preserve">## [1,] 0.8338761 0.8604769 0.9019774 0.9323447 0.9258677</w:t>
+      </w:r>
+      <w:r>
+        <w:br/>
+      </w:r>
+      <w:r>
+        <w:rPr>
+          <w:rStyle w:val="VerbatimChar"/>
+        </w:rPr>
+        <w:t xml:space="preserve">## [2,] 0.9181236 0.9136066 0.9742942 0.9924589 0.9724154</w:t>
+      </w:r>
+      <w:r>
+        <w:br/>
+      </w:r>
+      <w:r>
+        <w:rPr>
+          <w:rStyle w:val="VerbatimChar"/>
+        </w:rPr>
+        <w:t xml:space="preserve">## [3,] 0.9684193 0.9366517 1.0060196 1.0205371 0.9859356</w:t>
+      </w:r>
+      <w:r>
+        <w:br/>
+      </w:r>
+      <w:r>
+        <w:rPr>
+          <w:rStyle w:val="VerbatimChar"/>
+        </w:rPr>
+        <w:t xml:space="preserve">## [4,] 0.9826134 0.9356041 1.0024039 1.0116138 0.9681386</w:t>
+      </w:r>
+      <w:r>
+        <w:br/>
+      </w:r>
+      <w:r>
+        <w:rPr>
+          <w:rStyle w:val="VerbatimChar"/>
+        </w:rPr>
+        <w:t xml:space="preserve">## [5,] 0.9674229 0.9112488 0.9653751 0.9744104 0.9217945</w:t>
+      </w:r>
+      <w:r>
+        <w:br/>
+      </w:r>
+      <w:r>
+        <w:rPr>
+          <w:rStyle w:val="VerbatimChar"/>
+        </w:rPr>
+        <w:t xml:space="preserve">## [6,] 0.9212810 0.8662626 0.9016109 0.9079475 0.8484702</w:t>
       </w:r>
     </w:p>
     <w:p>
@@ -2383,43 +2383,43 @@
         <w:rPr>
           <w:rStyle w:val="VerbatimChar"/>
         </w:rPr>
-        <w:t xml:space="preserve">## [1] "t4 R2 test: 0.492766978639707 MAPE: 0.132009926546831"</w:t>
-      </w:r>
-      <w:r>
-        <w:br/>
-      </w:r>
-      <w:r>
-        <w:rPr>
-          <w:rStyle w:val="VerbatimChar"/>
-        </w:rPr>
-        <w:t xml:space="preserve">## [1] "t3 R2 test: 0.907469034400939 MAPE: 0.0859220859421762"</w:t>
-      </w:r>
-      <w:r>
-        <w:br/>
-      </w:r>
-      <w:r>
-        <w:rPr>
-          <w:rStyle w:val="VerbatimChar"/>
-        </w:rPr>
-        <w:t xml:space="preserve">## [1] "t2 R2 test: 0.999465106210469 MAPE: 0.0189728117588635"</w:t>
-      </w:r>
-      <w:r>
-        <w:br/>
-      </w:r>
-      <w:r>
-        <w:rPr>
-          <w:rStyle w:val="VerbatimChar"/>
-        </w:rPr>
-        <w:t xml:space="preserve">## [1] "t1 R2 test: 0.966691668648263 MAPE: 0.108540753403618"</w:t>
-      </w:r>
-      <w:r>
-        <w:br/>
-      </w:r>
-      <w:r>
-        <w:rPr>
-          <w:rStyle w:val="VerbatimChar"/>
-        </w:rPr>
-        <w:t xml:space="preserve">## [1] "t0 R2 test: 0.945838709394717 MAPE: 0.218136458031033"</w:t>
+        <w:t xml:space="preserve">## [1] "t4 R2 test: 0.492766922565886 MAPE: 0.132009926318597"</w:t>
+      </w:r>
+      <w:r>
+        <w:br/>
+      </w:r>
+      <w:r>
+        <w:rPr>
+          <w:rStyle w:val="VerbatimChar"/>
+        </w:rPr>
+        <w:t xml:space="preserve">## [1] "t3 R2 test: 0.907468867303464 MAPE: 0.0859221229428999"</w:t>
+      </w:r>
+      <w:r>
+        <w:br/>
+      </w:r>
+      <w:r>
+        <w:rPr>
+          <w:rStyle w:val="VerbatimChar"/>
+        </w:rPr>
+        <w:t xml:space="preserve">## [1] "t2 R2 test: 0.999465116080585 MAPE: 0.0189727563552642"</w:t>
+      </w:r>
+      <w:r>
+        <w:br/>
+      </w:r>
+      <w:r>
+        <w:rPr>
+          <w:rStyle w:val="VerbatimChar"/>
+        </w:rPr>
+        <w:t xml:space="preserve">## [1] "t1 R2 test: 0.966691645978666 MAPE: 0.108540735838356"</w:t>
+      </w:r>
+      <w:r>
+        <w:br/>
+      </w:r>
+      <w:r>
+        <w:rPr>
+          <w:rStyle w:val="VerbatimChar"/>
+        </w:rPr>
+        <w:t xml:space="preserve">## [1] "t0 R2 test: 0.945838766531938 MAPE: 0.218136374491529"</w:t>
       </w:r>
     </w:p>
     <w:p>
@@ -2507,7 +2507,7 @@
         <w:rPr>
           <w:rStyle w:val="VerbatimChar"/>
         </w:rPr>
-        <w:t xml:space="preserve">## [1] "Means R2 test: 0.862446299458819 MAPE: 0.112716407136504"</w:t>
+        <w:t xml:space="preserve">## [1] "Means R2 test: 0.862446263692108 MAPE: 0.112716383189329"</w:t>
       </w:r>
     </w:p>
     <w:p>
